--- a/МатМодиИИ/pp__doc_docx/Б2.В.02(Пд)_Производственная практика преддипломная.docx
+++ b/МатМодиИИ/pp__doc_docx/Б2.В.02(Пд)_Производственная практика преддипломная.docx
@@ -2106,64 +2106,7 @@
           <w:sz w:val="28"/>
           <w:szCs w:val="28"/>
         </w:rPr>
-        <w:t xml:space="preserve">2. </w:t>
-      </w:r>
-      <w:r>
-        <w:rPr>
-          <w:b/>
-          <w:caps/>
-          <w:spacing w:val="-4"/>
-          <w:sz w:val="28"/>
-          <w:szCs w:val="28"/>
-        </w:rPr>
-        <w:t xml:space="preserve">Формы и </w:t>
-      </w:r>
-      <w:r>
-        <w:rPr>
-          <w:b/>
-          <w:caps/>
-          <w:spacing w:val="-4"/>
-          <w:sz w:val="28"/>
-          <w:szCs w:val="28"/>
-        </w:rPr>
-        <w:t>СПОСОБЫ</w:t>
-      </w:r>
-      <w:r>
-        <w:rPr>
-          <w:b/>
-          <w:caps/>
-          <w:spacing w:val="-4"/>
-          <w:sz w:val="28"/>
-          <w:szCs w:val="28"/>
-        </w:rPr>
-        <w:t xml:space="preserve"> </w:t>
-      </w:r>
-      <w:r>
-        <w:rPr>
-          <w:b/>
-          <w:sz w:val="28"/>
-          <w:szCs w:val="28"/>
-        </w:rPr>
-        <w:t>ПРОВЕДЕНИЯ</w:t>
-      </w:r>
-      <w:r>
-        <w:rPr>
-          <w:b/>
-          <w:caps/>
-          <w:spacing w:val="-4"/>
-          <w:sz w:val="28"/>
-          <w:szCs w:val="28"/>
-        </w:rPr>
-        <w:t xml:space="preserve"> </w:t>
-      </w:r>
-      <w:r>
-        <w:rPr>
-          <w:b/>
-          <w:caps/>
-          <w:sz w:val="28"/>
-          <w:szCs w:val="28"/>
-        </w:rPr>
-        <w:t xml:space="preserve">практики </w:t>
+        <w:t>3. ФОРМЫ И СПОСОБЫ ПРОВЕДЕНИЯ ПРАКТИКИ</w:t>
       </w:r>
     </w:p>
     <w:p>
@@ -2410,66 +2353,7 @@
           <w:sz w:val="28"/>
           <w:szCs w:val="28"/>
         </w:rPr>
-        <w:t xml:space="preserve">4. </w:t>
-      </w:r>
-      <w:r>
-        <w:rPr>
-          <w:b/>
-          <w:caps/>
-          <w:spacing w:val="-4"/>
-          <w:sz w:val="28"/>
-          <w:szCs w:val="28"/>
-        </w:rPr>
-        <w:t xml:space="preserve">Место </w:t>
-      </w:r>
-      <w:r>
-        <w:rPr>
-          <w:b/>
-          <w:caps/>
-          <w:sz w:val="28"/>
-          <w:szCs w:val="28"/>
-        </w:rPr>
-        <w:t xml:space="preserve">практики </w:t>
-      </w:r>
-      <w:r>
-        <w:rPr>
-          <w:b/>
-          <w:caps/>
-          <w:spacing w:val="-4"/>
-          <w:sz w:val="28"/>
-          <w:szCs w:val="28"/>
-        </w:rPr>
-        <w:t>в структуре О</w:t>
-      </w:r>
-      <w:r>
-        <w:rPr>
-          <w:b/>
-          <w:caps/>
-          <w:spacing w:val="-4"/>
-          <w:sz w:val="28"/>
-          <w:szCs w:val="28"/>
-        </w:rPr>
-        <w:t>П</w:t>
-      </w:r>
-      <w:r>
-        <w:rPr>
-          <w:b/>
-          <w:caps/>
-          <w:spacing w:val="-4"/>
-          <w:sz w:val="28"/>
-          <w:szCs w:val="28"/>
-        </w:rPr>
-        <w:t xml:space="preserve">ОП </w:t>
-      </w:r>
-      <w:r>
-        <w:rPr>
-          <w:b/>
-          <w:caps/>
-          <w:spacing w:val="-4"/>
-          <w:sz w:val="28"/>
-          <w:szCs w:val="28"/>
-        </w:rPr>
-        <w:t>ВО университета</w:t>
+        <w:t>4. МЕСТО ПРАКТИКИ В СТРУКТУРЕ ОПОП СПЕЦИАЛИТЕТА</w:t>
       </w:r>
     </w:p>
     <w:p>
@@ -3080,26 +2964,7 @@
                 <w:lang w:val="ru-RU"/>
               </w:rPr>
               <w:t>Перечень планируемых результатов обучения по практике</w:t>
-            </w:r>
-          </w:p>
-          <w:p>
-            <w:pPr>
-              <w:pStyle w:val="TableParagraph"/>
-              <w:jc w:val="center"/>
-              <w:rPr>
-                <w:rFonts w:eastAsia="Calibri"/>
-                <w:sz w:val="24"/>
-                <w:szCs w:val="24"/>
-                <w:lang w:val="ru-RU"/>
-              </w:rPr>
-            </w:pPr>
-            <w:r>
-              <w:rPr>
-                <w:rFonts w:eastAsia="Calibri"/>
-                <w:sz w:val="24"/>
-                <w:szCs w:val="24"/>
-                <w:lang w:val="ru-RU"/>
-              </w:rPr>
+              <w:br/>
               <w:t>В результате прохождения практики обучающиеся должны:</w:t>
             </w:r>
           </w:p>
@@ -4910,42 +4775,7 @@
           <w:sz w:val="28"/>
           <w:szCs w:val="28"/>
         </w:rPr>
-        <w:t xml:space="preserve">Общая трудоемкость практики составляет </w:t>
-      </w:r>
-      <w:r>
-        <w:rPr>
-          <w:sz w:val="28"/>
-          <w:szCs w:val="28"/>
-        </w:rPr>
-        <w:t>3</w:t>
-      </w:r>
-      <w:r>
-        <w:rPr>
-          <w:sz w:val="28"/>
-          <w:szCs w:val="28"/>
-        </w:rPr>
-        <w:t xml:space="preserve"> зачетны</w:t>
-      </w:r>
-      <w:r>
-        <w:rPr>
-          <w:sz w:val="28"/>
-          <w:szCs w:val="28"/>
-        </w:rPr>
-        <w:t>е</w:t>
-      </w:r>
-      <w:r>
-        <w:rPr>
-          <w:sz w:val="28"/>
-          <w:szCs w:val="28"/>
-        </w:rPr>
-        <w:t xml:space="preserve"> единиц</w:t>
-      </w:r>
-      <w:r>
-        <w:rPr>
-          <w:sz w:val="28"/>
-          <w:szCs w:val="28"/>
-        </w:rPr>
-        <w:t>ы.</w:t>
+        <w:t>Общая трудоёмкость практики составляет 3 зачётные единицы, 108 академических часов: 6 часов контактной и 102 часа самостоятельной работы. Практика проводится в 10 семестре в течение 2 недель. Объём практической подготовки — 50 часов в составе общей трудоёмкости. Форма промежуточной аттестации — зачёт.</w:t>
       </w:r>
     </w:p>
     <w:p>
@@ -5640,19 +5470,7 @@
               <w:jc w:val="left"/>
             </w:pPr>
             <w:r>
-              <w:t xml:space="preserve">1.4. </w:t>
-            </w:r>
-            <w:r>
-              <w:t xml:space="preserve">Составление </w:t>
-            </w:r>
-            <w:r>
-              <w:t xml:space="preserve">индивидуального </w:t>
-            </w:r>
-            <w:r>
-              <w:t xml:space="preserve">рабочего плана </w:t>
-            </w:r>
-            <w:r>
-              <w:t>практики</w:t>
+              <w:t>1.3. Составление индивидуального рабочего плана практики</w:t>
             </w:r>
           </w:p>
         </w:tc>
@@ -6214,7 +6032,7 @@
               <w:ind w:firstLine="0"/>
             </w:pPr>
             <w:r>
-              <w:t>Заявка на внедрение. Акт внедрения</w:t>
+              <w:t>Описание сферы применения; заявка или акт внедрения (при наличии)</w:t>
             </w:r>
           </w:p>
         </w:tc>
@@ -7720,24 +7538,7 @@
           <w:sz w:val="28"/>
           <w:szCs w:val="28"/>
         </w:rPr>
-        <w:t xml:space="preserve">7. </w:t>
-      </w:r>
-      <w:r>
-        <w:rPr>
-          <w:b/>
-          <w:sz w:val="28"/>
-          <w:szCs w:val="28"/>
-        </w:rPr>
-        <w:t xml:space="preserve">ФОРМЫ ОТЧЕТНОСТИ ПО </w:t>
-      </w:r>
-      <w:r>
-        <w:rPr>
-          <w:b/>
-          <w:caps/>
-          <w:sz w:val="28"/>
-          <w:szCs w:val="28"/>
-        </w:rPr>
-        <w:t xml:space="preserve">практике </w:t>
+        <w:t>7. ФОРМЫ ОТЧЕТНОСТИ ПО ПРАКТИКЕ</w:t>
       </w:r>
     </w:p>
     <w:p>
@@ -7966,30 +7767,8 @@
           <w:sz w:val="28"/>
           <w:szCs w:val="28"/>
         </w:rPr>
-        <w:t>Отзыв научного руководителя о прохождении преддипломной практики и готовности пакета документов к защите.</w:t>
-      </w:r>
-      <w:r>
-        <w:rPr>
-          <w:color w:val="000000"/>
-          <w:sz w:val="28"/>
-          <w:szCs w:val="28"/>
-        </w:rPr>
-        <w:t xml:space="preserve"> (Приложение 1.3).</w:t>
-      </w:r>
-      <w:r>
-        <w:rPr>
-          <w:color w:val="000000"/>
-          <w:sz w:val="28"/>
-          <w:szCs w:val="28"/>
-        </w:rPr>
+        <w:t>Отзыв научного руководителя о прохождении преддипломной практики и готовности пакета документов к защите (Приложение 1.4).</w:t>
         <w:br/>
-      </w:r>
-      <w:r>
-        <w:rPr>
-          <w:color w:val="000000"/>
-          <w:sz w:val="28"/>
-          <w:szCs w:val="28"/>
-        </w:rPr>
         <w:t xml:space="preserve"> Пакет документов содержит: </w:t>
       </w:r>
     </w:p>
@@ -9382,6 +9161,25 @@
     </w:p>
     <w:p>
       <w:pPr>
+        <w:pStyle w:val="a7"/>
+        <w:ind w:firstLine="567"/>
+        <w:jc w:val="both"/>
+        <w:rPr>
+          <w:color w:val="000000"/>
+          <w:sz w:val="28"/>
+          <w:szCs w:val="28"/>
+        </w:rPr>
+      </w:pPr>
+      <w:r>
+        <w:rPr>
+          <w:sz w:val="28"/>
+          <w:szCs w:val="28"/>
+        </w:rPr>
+        <w:t>Оценочные средства для текущего контроля и промежуточной аттестации приведены в отдельном документе «Оценочные средства» по данной практике. Формы отчётности и ссылки на приложения в оценочных средствах соответствуют настоящей программе практики.</w:t>
+      </w:r>
+    </w:p>
+    <w:p>
+      <w:pPr>
         <w:tabs>
           <w:tab w:val="left" w:pos="0"/>
         </w:tabs>
@@ -9399,15 +9197,7 @@
           <w:sz w:val="28"/>
           <w:szCs w:val="28"/>
         </w:rPr>
-        <w:t xml:space="preserve">8 </w:t>
-      </w:r>
-      <w:r>
-        <w:rPr>
-          <w:b/>
-          <w:sz w:val="28"/>
-          <w:szCs w:val="28"/>
-        </w:rPr>
-        <w:t>ПЕРЕЧЕНЬ УЧЕБНОЙ ЛИТЕРАТУРЫ И РЕСУРСОВ СЕТИ «ИНТЕРНЕТ», НЕОБХОДИМЫХ ДЛЯ ПРОВЕДЕНИЯ ПРАКТИКИ</w:t>
+        <w:t>8. ПЕРЕЧЕНЬ УЧЕБНОЙ ЛИТЕРАТУРЫ И РЕСУРСОВ СЕТИ «ИНТЕРНЕТ», НЕОБХОДИМЫХ ДЛЯ ПРОВЕДЕНИЯ ПРАКТИКИ</w:t>
       </w:r>
     </w:p>
     <w:p>
@@ -15222,25 +15012,7 @@
           <w:sz w:val="28"/>
           <w:szCs w:val="28"/>
         </w:rPr>
-        <w:t>1</w:t>
-      </w:r>
-      <w:r>
-        <w:rPr>
-          <w:b/>
-          <w:caps/>
-          <w:sz w:val="28"/>
-          <w:szCs w:val="28"/>
-        </w:rPr>
-        <w:t>2</w:t>
-      </w:r>
-      <w:r>
-        <w:rPr>
-          <w:b/>
-          <w:caps/>
-          <w:sz w:val="28"/>
-          <w:szCs w:val="28"/>
-        </w:rPr>
-        <w:t>. Иные сведения и материалы</w:t>
+        <w:t>12. ИНЫЕ СВЕДЕНИЯ И МАТЕРИАЛЫ</w:t>
       </w:r>
     </w:p>
     <w:p>
@@ -15480,53 +15252,7 @@
           <w:sz w:val="28"/>
           <w:szCs w:val="28"/>
         </w:rPr>
-        <w:t>Формы отчетности</w:t>
-      </w:r>
-      <w:r>
-        <w:rPr>
-          <w:b/>
-          <w:bCs/>
-          <w:caps/>
-          <w:sz w:val="28"/>
-          <w:szCs w:val="28"/>
-        </w:rPr>
-        <w:t xml:space="preserve"> </w:t>
-      </w:r>
-      <w:r>
-        <w:rPr>
-          <w:b/>
-          <w:bCs/>
-          <w:sz w:val="28"/>
-          <w:szCs w:val="28"/>
-        </w:rPr>
-        <w:t xml:space="preserve">ПО </w:t>
-      </w:r>
-      <w:r>
-        <w:rPr>
-          <w:b/>
-          <w:caps/>
-          <w:sz w:val="28"/>
-          <w:szCs w:val="28"/>
-        </w:rPr>
-        <w:t>практик</w:t>
-      </w:r>
-      <w:r>
-        <w:rPr>
-          <w:b/>
-          <w:caps/>
-          <w:sz w:val="28"/>
-          <w:szCs w:val="28"/>
-        </w:rPr>
-        <w:t>Е</w:t>
-      </w:r>
-      <w:r>
-        <w:rPr>
-          <w:b/>
-          <w:caps/>
-          <w:sz w:val="28"/>
-          <w:szCs w:val="28"/>
-        </w:rPr>
-        <w:t xml:space="preserve"> </w:t>
+        <w:t xml:space="preserve">ФОРМЫ ОТЧЕТНОСТИ ПО ПРАКТИКЕ </w:t>
       </w:r>
     </w:p>
     <w:p>

--- a/МатМодиИИ/pp__doc_docx/Б2.В.02(Пд)_Производственная практика преддипломная.docx
+++ b/МатМодиИИ/pp__doc_docx/Б2.В.02(Пд)_Производственная практика преддипломная.docx
@@ -9809,7 +9809,7 @@
         </w:tc>
       </w:tr>
       <w:tr>
-        <w:tc>
+        <w:tc xmlns:w="http://schemas.openxmlformats.org/wordprocessingml/2006/main" xmlns:w14="http://schemas.microsoft.com/office/word/2010/wordml">
           <w:tcPr>
             <w:tcW w:w="680" w:type="dxa"/>
             <w:tcBorders>
@@ -9826,7 +9826,7 @@
               <w:jc w:val="center"/>
             </w:pPr>
             <w:r>
-              <w:t>6.</w:t>
+              <w:t xml:space="preserve">3.</w:t>
             </w:r>
           </w:p>
         </w:tc>
@@ -9945,7 +9945,7 @@
         </w:tc>
       </w:tr>
       <w:tr>
-        <w:tc>
+        <w:tc xmlns:w="http://schemas.openxmlformats.org/wordprocessingml/2006/main" xmlns:w14="http://schemas.microsoft.com/office/word/2010/wordml">
           <w:tcPr>
             <w:tcW w:w="680" w:type="dxa"/>
             <w:tcBorders>
@@ -9962,7 +9962,7 @@
               <w:jc w:val="center"/>
             </w:pPr>
             <w:r>
-              <w:t>7.</w:t>
+              <w:t xml:space="preserve">4.</w:t>
             </w:r>
           </w:p>
         </w:tc>
@@ -10025,7 +10025,7 @@
         </w:tc>
       </w:tr>
       <w:tr>
-        <w:tc>
+        <w:tc xmlns:w="http://schemas.openxmlformats.org/wordprocessingml/2006/main" xmlns:w14="http://schemas.microsoft.com/office/word/2010/wordml">
           <w:tcPr>
             <w:tcW w:w="680" w:type="dxa"/>
             <w:tcBorders>
@@ -10042,8 +10042,7 @@
               <w:jc w:val="center"/>
             </w:pPr>
             <w:r>
-              <w:lastRenderedPageBreak/>
-              <w:t>8.</w:t>
+              <w:t xml:space="preserve">5.</w:t>
             </w:r>
           </w:p>
         </w:tc>
@@ -10117,7 +10116,7 @@
         </w:tc>
       </w:tr>
       <w:tr>
-        <w:tc>
+        <w:tc xmlns:w="http://schemas.openxmlformats.org/wordprocessingml/2006/main" xmlns:w14="http://schemas.microsoft.com/office/word/2010/wordml">
           <w:tcPr>
             <w:tcW w:w="680" w:type="dxa"/>
             <w:tcBorders>
@@ -10134,7 +10133,7 @@
               <w:jc w:val="center"/>
             </w:pPr>
             <w:r>
-              <w:t>9.</w:t>
+              <w:t xml:space="preserve">6.</w:t>
             </w:r>
           </w:p>
         </w:tc>
@@ -13592,7 +13591,9 @@
         <w:t>9.2 Требования к программному обеспечению</w:t>
       </w:r>
     </w:p>
-    <w:p>
+    <w:bookmarkStart xmlns:w="http://schemas.openxmlformats.org/wordprocessingml/2006/main" w:id="5" w:name="_Hlk163485998"/>
+    <w:bookmarkEnd xmlns:w="http://schemas.openxmlformats.org/wordprocessingml/2006/main" w:id="5"/>
+    <w:p xmlns:w="http://schemas.openxmlformats.org/wordprocessingml/2006/main" xmlns:w14="http://schemas.microsoft.com/office/word/2010/wordml">
       <w:pPr>
         <w:ind w:firstLine="567"/>
         <w:rPr>
@@ -13601,17 +13602,16 @@
           <w:szCs w:val="28"/>
         </w:rPr>
       </w:pPr>
-      <w:bookmarkStart w:id="5" w:name="_Hlk163485998"/>
       <w:r>
         <w:rPr>
           <w:b/>
           <w:sz w:val="28"/>
           <w:szCs w:val="28"/>
         </w:rPr>
-        <w:t>Стандартный набор ПО:</w:t>
-      </w:r>
-    </w:p>
-    <w:tbl>
+        <w:t xml:space="preserve">Стандартный набор ПО:</w:t>
+      </w:r>
+    </w:p>
+    <w:tbl xmlns:w="http://schemas.openxmlformats.org/wordprocessingml/2006/main" xmlns:w14="http://schemas.microsoft.com/office/word/2010/wordml">
       <w:tblPr>
         <w:tblW w:w="5000" w:type="pct"/>
         <w:tblBorders>
@@ -13630,7 +13630,7 @@
       </w:tblGrid>
       <w:tr>
         <w:trPr>
-          <w:trHeight w:val="184"/>
+          <w:tblHeader/>
         </w:trPr>
         <w:tc>
           <w:tcPr>
@@ -13642,7 +13642,10 @@
               <w:ind w:firstLine="0"/>
             </w:pPr>
             <w:r>
-              <w:t>Название ПО</w:t>
+              <w:rPr>
+                <w:b/>
+              </w:rPr>
+              <w:t xml:space="preserve">Название ПО</w:t>
             </w:r>
           </w:p>
         </w:tc>
@@ -13656,15 +13659,16 @@
               <w:ind w:firstLine="0"/>
             </w:pPr>
             <w:r>
-              <w:t>Основание</w:t>
+              <w:rPr>
+                <w:b/>
+              </w:rPr>
+              <w:t xml:space="preserve">Основание</w:t>
             </w:r>
           </w:p>
         </w:tc>
       </w:tr>
       <w:tr>
-        <w:trPr>
-          <w:trHeight w:val="329"/>
-        </w:trPr>
+        <w:trPr/>
         <w:tc>
           <w:tcPr>
             <w:tcW w:w="2903" w:type="pct"/>
@@ -13675,10 +13679,8 @@
             </w:pPr>
             <w:r>
               <w:t xml:space="preserve">Операционная система </w:t>
-            </w:r>
-            <w:r>
               <w:br/>
-              <w:t>РЕД ОС 8.0 «Рабочая станция»</w:t>
+              <w:t xml:space="preserve">РЕД ОС 8.0 «Рабочая станция»</w:t>
             </w:r>
           </w:p>
         </w:tc>
@@ -13691,15 +13693,13 @@
               <w:ind w:firstLine="0"/>
             </w:pPr>
             <w:r>
-              <w:t>Соглашение №93/03-22У от 11.03.2022</w:t>
+              <w:t xml:space="preserve">Соглашение №93/03-22У от 11.03.2022</w:t>
             </w:r>
           </w:p>
         </w:tc>
       </w:tr>
       <w:tr>
-        <w:trPr>
-          <w:trHeight w:val="323"/>
-        </w:trPr>
+        <w:trPr/>
         <w:tc>
           <w:tcPr>
             <w:tcW w:w="2903" w:type="pct"/>
@@ -13709,7 +13709,7 @@
               <w:ind w:firstLine="0"/>
             </w:pPr>
             <w:r>
-              <w:t>Офисный пакет Р7-Офис</w:t>
+              <w:t xml:space="preserve">Офисный пакет Р7-Офис</w:t>
             </w:r>
           </w:p>
         </w:tc>
@@ -13722,15 +13722,13 @@
               <w:ind w:firstLine="0"/>
             </w:pPr>
             <w:r>
-              <w:t>Соглашение б/н от 19.01.2026</w:t>
+              <w:t xml:space="preserve">Соглашение б/н от 19.01.2026</w:t>
             </w:r>
           </w:p>
         </w:tc>
       </w:tr>
       <w:tr>
-        <w:trPr>
-          <w:trHeight w:val="272"/>
-        </w:trPr>
+        <w:trPr/>
         <w:tc>
           <w:tcPr>
             <w:tcW w:w="2903" w:type="pct"/>
@@ -13753,15 +13751,13 @@
               <w:ind w:firstLine="0"/>
             </w:pPr>
             <w:r>
-              <w:t>Свободно распространяемое ПО</w:t>
+              <w:t xml:space="preserve">Свободно распространяемое ПО</w:t>
             </w:r>
           </w:p>
         </w:tc>
       </w:tr>
       <w:tr>
-        <w:trPr>
-          <w:trHeight w:val="275"/>
-        </w:trPr>
+        <w:trPr/>
         <w:tc>
           <w:tcPr>
             <w:tcW w:w="2903" w:type="pct"/>
@@ -13771,38 +13767,9 @@
               <w:ind w:firstLine="0"/>
             </w:pPr>
             <w:r>
-              <w:lastRenderedPageBreak/>
               <w:t xml:space="preserve">Архиватор: </w:t>
-            </w:r>
-            <w:r>
               <w:br/>
-            </w:r>
-            <w:r>
-              <w:rPr>
-                <w:lang w:val="en-US"/>
-              </w:rPr>
-              <w:t>Engrampa</w:t>
-            </w:r>
-            <w:r>
-              <w:t xml:space="preserve"> – </w:t>
-            </w:r>
-            <w:r>
-              <w:rPr>
-                <w:lang w:val="en-US"/>
-              </w:rPr>
-              <w:t>Archive</w:t>
-            </w:r>
-            <w:r>
-              <w:t xml:space="preserve"> </w:t>
-            </w:r>
-            <w:r>
-              <w:rPr>
-                <w:lang w:val="en-US"/>
-              </w:rPr>
-              <w:t>Manager</w:t>
-            </w:r>
-            <w:r>
-              <w:t xml:space="preserve"> </w:t>
+              <w:t xml:space="preserve">Engrampa – Archive Manager </w:t>
             </w:r>
           </w:p>
         </w:tc>
@@ -13815,15 +13782,13 @@
               <w:ind w:firstLine="0"/>
             </w:pPr>
             <w:r>
-              <w:t>Свободно распространяемое ПО</w:t>
+              <w:t xml:space="preserve">Свободно распространяемое ПО</w:t>
             </w:r>
           </w:p>
         </w:tc>
       </w:tr>
       <w:tr>
-        <w:trPr>
-          <w:trHeight w:val="567"/>
-        </w:trPr>
+        <w:trPr/>
         <w:tc>
           <w:tcPr>
             <w:tcW w:w="2903" w:type="pct"/>
@@ -13831,41 +13796,11 @@
           <w:p>
             <w:pPr>
               <w:ind w:firstLine="0"/>
-              <w:rPr>
-                <w:lang w:val="en-US"/>
-              </w:rPr>
-            </w:pPr>
-            <w:r>
-              <w:t>Файловые</w:t>
-            </w:r>
-            <w:r>
-              <w:rPr>
-                <w:lang w:val="en-US"/>
-              </w:rPr>
-              <w:t xml:space="preserve"> </w:t>
-            </w:r>
-            <w:r>
-              <w:t>менеджеры</w:t>
-            </w:r>
-            <w:r>
-              <w:rPr>
-                <w:lang w:val="en-US"/>
-              </w:rPr>
-              <w:t>:</w:t>
-            </w:r>
-          </w:p>
-          <w:p>
-            <w:pPr>
-              <w:ind w:firstLine="0"/>
-              <w:rPr>
-                <w:lang w:val="en-US"/>
-              </w:rPr>
-            </w:pPr>
-            <w:r>
-              <w:rPr>
-                <w:lang w:val="en-US"/>
-              </w:rPr>
-              <w:t>Midnight Commander, Double Commander</w:t>
+            </w:pPr>
+            <w:r>
+              <w:t xml:space="preserve">Файловые менеджеры:</w:t>
+              <w:br/>
+              <w:t xml:space="preserve">Midnight Commander, Double Commander</w:t>
             </w:r>
           </w:p>
         </w:tc>
@@ -13878,15 +13813,13 @@
               <w:ind w:firstLine="0"/>
             </w:pPr>
             <w:r>
-              <w:t>Свободно распространяемое ПО</w:t>
+              <w:t xml:space="preserve">Свободно распространяемое ПО</w:t>
             </w:r>
           </w:p>
         </w:tc>
       </w:tr>
       <w:tr>
-        <w:trPr>
-          <w:trHeight w:val="405"/>
-        </w:trPr>
+        <w:trPr/>
         <w:tc>
           <w:tcPr>
             <w:tcW w:w="2903" w:type="pct"/>
@@ -13896,25 +13829,9 @@
               <w:ind w:firstLine="0"/>
             </w:pPr>
             <w:r>
-              <w:t>Интернет-браузеры:</w:t>
-            </w:r>
-            <w:r>
+              <w:t xml:space="preserve">Интернет-браузеры:</w:t>
               <w:br/>
-            </w:r>
-            <w:r>
-              <w:rPr>
-                <w:lang w:val="en-US"/>
-              </w:rPr>
-              <w:t>Chromium</w:t>
-            </w:r>
-            <w:r>
-              <w:t xml:space="preserve">, </w:t>
-            </w:r>
-            <w:r>
-              <w:rPr>
-                <w:lang w:val="en-US"/>
-              </w:rPr>
-              <w:t>Firefox</w:t>
+              <w:t xml:space="preserve">Chromium, Firefox</w:t>
             </w:r>
           </w:p>
         </w:tc>
@@ -13927,15 +13844,13 @@
               <w:ind w:firstLine="0"/>
             </w:pPr>
             <w:r>
-              <w:t>Свободно распространяемое ПО</w:t>
+              <w:t xml:space="preserve">Свободно распространяемое ПО</w:t>
             </w:r>
           </w:p>
         </w:tc>
       </w:tr>
       <w:tr>
-        <w:trPr>
-          <w:trHeight w:val="569"/>
-        </w:trPr>
+        <w:trPr/>
         <w:tc>
           <w:tcPr>
             <w:tcW w:w="2903" w:type="pct"/>
@@ -13945,13 +13860,7 @@
               <w:ind w:firstLine="0"/>
             </w:pPr>
             <w:r>
-              <w:t xml:space="preserve">Программа для просмотра и редактирования графических файлов </w:t>
-            </w:r>
-            <w:r>
-              <w:rPr>
-                <w:lang w:val="en-US"/>
-              </w:rPr>
-              <w:t>Pix</w:t>
+              <w:t xml:space="preserve">Программа для просмотра и редактирования графических файлов Pix</w:t>
             </w:r>
           </w:p>
         </w:tc>
@@ -13964,15 +13873,13 @@
               <w:ind w:firstLine="0"/>
             </w:pPr>
             <w:r>
-              <w:t>Свободно распространяемое ПО</w:t>
+              <w:t xml:space="preserve">Свободно распространяемое ПО</w:t>
             </w:r>
           </w:p>
         </w:tc>
       </w:tr>
       <w:tr>
-        <w:trPr>
-          <w:trHeight w:val="549"/>
-        </w:trPr>
+        <w:trPr/>
         <w:tc>
           <w:tcPr>
             <w:tcW w:w="2903" w:type="pct"/>
@@ -13983,33 +13890,8 @@
             </w:pPr>
             <w:r>
               <w:t xml:space="preserve">Программа для просмотра и редактирования </w:t>
-            </w:r>
-            <w:r>
               <w:br/>
-            </w:r>
-            <w:r>
-              <w:rPr>
-                <w:lang w:val="en-US"/>
-              </w:rPr>
-              <w:t>Atril</w:t>
-            </w:r>
-            <w:r>
-              <w:t xml:space="preserve"> – </w:t>
-            </w:r>
-            <w:r>
-              <w:rPr>
-                <w:lang w:val="en-US"/>
-              </w:rPr>
-              <w:t>Document</w:t>
-            </w:r>
-            <w:r>
-              <w:t xml:space="preserve"> </w:t>
-            </w:r>
-            <w:r>
-              <w:rPr>
-                <w:lang w:val="en-US"/>
-              </w:rPr>
-              <w:t>Viewer</w:t>
+              <w:t xml:space="preserve">Atril – Document Viewer</w:t>
             </w:r>
           </w:p>
         </w:tc>
@@ -14022,15 +13904,13 @@
               <w:ind w:firstLine="0"/>
             </w:pPr>
             <w:r>
-              <w:t>Свободно распространяемое ПО</w:t>
+              <w:t xml:space="preserve">Свободно распространяемое ПО</w:t>
             </w:r>
           </w:p>
         </w:tc>
       </w:tr>
       <w:tr>
-        <w:trPr>
-          <w:trHeight w:val="273"/>
-        </w:trPr>
+        <w:trPr/>
         <w:tc>
           <w:tcPr>
             <w:tcW w:w="2903" w:type="pct"/>
@@ -14038,29 +13918,9 @@
           <w:p>
             <w:pPr>
               <w:ind w:firstLine="0"/>
-              <w:rPr>
-                <w:lang w:val="en-US"/>
-              </w:rPr>
-            </w:pPr>
-            <w:proofErr w:type="gramStart"/>
-            <w:r>
-              <w:t>Медиа</w:t>
-            </w:r>
-            <w:r>
-              <w:rPr>
-                <w:lang w:val="en-US"/>
-              </w:rPr>
-              <w:t>-</w:t>
-            </w:r>
-            <w:r>
-              <w:t>плеер</w:t>
-            </w:r>
-            <w:proofErr w:type="gramEnd"/>
-            <w:r>
-              <w:rPr>
-                <w:lang w:val="en-US"/>
-              </w:rPr>
-              <w:t xml:space="preserve"> VLC media player </w:t>
+            </w:pPr>
+            <w:r>
+              <w:t xml:space="preserve">Медиа-плеер VLC media player </w:t>
             </w:r>
           </w:p>
         </w:tc>
@@ -14073,18 +13933,15 @@
               <w:ind w:firstLine="0"/>
             </w:pPr>
             <w:r>
-              <w:t>Свободно распространяемое ПО</w:t>
+              <w:t xml:space="preserve">Свободно распространяемое ПО</w:t>
             </w:r>
           </w:p>
         </w:tc>
       </w:tr>
     </w:tbl>
-    <w:p/>
-    <w:p/>
-    <w:bookmarkEnd w:id="5"/>
-    <w:p>
-      <w:pPr>
-        <w:ind w:left="360"/>
+    <w:p xmlns:w="http://schemas.openxmlformats.org/wordprocessingml/2006/main" xmlns:w14="http://schemas.microsoft.com/office/word/2010/wordml">
+      <w:pPr>
+        <w:ind w:firstLine="567"/>
         <w:rPr>
           <w:b/>
           <w:sz w:val="28"/>
@@ -14097,44 +13954,12 @@
           <w:sz w:val="28"/>
           <w:szCs w:val="28"/>
         </w:rPr>
-        <w:t>С</w:t>
-      </w:r>
-      <w:r>
-        <w:rPr>
-          <w:b/>
-          <w:sz w:val="28"/>
-          <w:szCs w:val="28"/>
-        </w:rPr>
-        <w:t>пециализированный</w:t>
-      </w:r>
-      <w:r>
-        <w:rPr>
-          <w:b/>
-          <w:sz w:val="28"/>
-          <w:szCs w:val="28"/>
-        </w:rPr>
-        <w:t xml:space="preserve"> набор ПО (для </w:t>
-      </w:r>
-      <w:r>
-        <w:rPr>
-          <w:b/>
-          <w:sz w:val="28"/>
-          <w:szCs w:val="28"/>
-        </w:rPr>
-        <w:t>научных исследований</w:t>
-      </w:r>
-      <w:r>
-        <w:rPr>
-          <w:b/>
-          <w:sz w:val="28"/>
-          <w:szCs w:val="28"/>
-        </w:rPr>
-        <w:t>)</w:t>
-      </w:r>
-    </w:p>
-    <w:tbl>
+        <w:t xml:space="preserve">Специализированный набор ПО:</w:t>
+      </w:r>
+    </w:p>
+    <w:tbl xmlns:w="http://schemas.openxmlformats.org/wordprocessingml/2006/main" xmlns:w14="http://schemas.microsoft.com/office/word/2010/wordml">
       <w:tblPr>
-        <w:tblW w:w="9464" w:type="dxa"/>
+        <w:tblW w:w="5000" w:type="pct"/>
         <w:tblBorders>
           <w:top w:val="single" w:sz="4" w:space="0" w:color="auto"/>
           <w:left w:val="single" w:sz="4" w:space="0" w:color="auto"/>
@@ -14143,435 +13968,157 @@
           <w:insideH w:val="single" w:sz="4" w:space="0" w:color="auto"/>
           <w:insideV w:val="single" w:sz="4" w:space="0" w:color="auto"/>
         </w:tblBorders>
-        <w:tblLayout w:type="fixed"/>
         <w:tblLook w:val="04A0" w:firstRow="1" w:lastRow="0" w:firstColumn="1" w:lastColumn="0" w:noHBand="0" w:noVBand="1"/>
       </w:tblPr>
       <w:tblGrid>
-        <w:gridCol w:w="6062"/>
-        <w:gridCol w:w="3402"/>
+        <w:gridCol w:w="5556"/>
+        <w:gridCol w:w="4014"/>
       </w:tblGrid>
       <w:tr>
-        <w:tc>
-          <w:tcPr>
-            <w:tcW w:w="6062" w:type="dxa"/>
+        <w:trPr>
+          <w:tblHeader/>
+        </w:trPr>
+        <w:tc>
+          <w:tcPr>
+            <w:tcW w:w="2903" w:type="pct"/>
             <w:vAlign w:val="center"/>
           </w:tcPr>
           <w:p>
             <w:pPr>
               <w:ind w:firstLine="0"/>
-              <w:jc w:val="center"/>
-            </w:pPr>
-            <w:r>
-              <w:rPr>
-                <w:lang w:val="en-US"/>
-              </w:rPr>
-              <w:t>Название ПО</w:t>
-            </w:r>
-          </w:p>
-        </w:tc>
-        <w:tc>
-          <w:tcPr>
-            <w:tcW w:w="3402" w:type="dxa"/>
+            </w:pPr>
+            <w:r>
+              <w:rPr>
+                <w:b/>
+              </w:rPr>
+              <w:t xml:space="preserve">Название ПО</w:t>
+            </w:r>
+          </w:p>
+        </w:tc>
+        <w:tc>
+          <w:tcPr>
+            <w:tcW w:w="2097" w:type="pct"/>
             <w:vAlign w:val="center"/>
           </w:tcPr>
           <w:p>
             <w:pPr>
               <w:ind w:firstLine="0"/>
-              <w:jc w:val="center"/>
-            </w:pPr>
-            <w:r>
-              <w:rPr>
-                <w:lang w:val="en-US"/>
-              </w:rPr>
-              <w:t xml:space="preserve">№ </w:t>
-            </w:r>
-            <w:r>
-              <w:t>лицензии</w:t>
+            </w:pPr>
+            <w:r>
+              <w:rPr>
+                <w:b/>
+              </w:rPr>
+              <w:t xml:space="preserve">Основание</w:t>
             </w:r>
           </w:p>
         </w:tc>
       </w:tr>
       <w:tr>
-        <w:tc>
-          <w:tcPr>
-            <w:tcW w:w="6062" w:type="dxa"/>
-          </w:tcPr>
-          <w:p>
-            <w:pPr>
-              <w:ind w:firstLine="0"/>
-            </w:pPr>
-            <w:r>
-              <w:t>Платформа для статистической обработки данных jamovi</w:t>
-            </w:r>
-            <w:r>
-              <w:t xml:space="preserve"> </w:t>
-            </w:r>
-            <w:r>
-              <w:rPr>
-                <w:lang w:val="en-US"/>
-              </w:rPr>
-              <w:t>desktop</w:t>
-            </w:r>
-            <w:r>
-              <w:t xml:space="preserve">, </w:t>
-            </w:r>
-            <w:hyperlink r:id="rId29" w:history="1">
-              <w:r>
-                <w:rPr>
-                  <w:rStyle w:val="a3"/>
-                </w:rPr>
-                <w:t>https://www.jamovi.org/</w:t>
-              </w:r>
-            </w:hyperlink>
-          </w:p>
-        </w:tc>
-        <w:tc>
-          <w:tcPr>
-            <w:tcW w:w="3402" w:type="dxa"/>
-          </w:tcPr>
-          <w:p>
-            <w:pPr>
-              <w:ind w:firstLine="0"/>
-            </w:pPr>
-            <w:r>
-              <w:t>Свободно распространяемое ПО</w:t>
+        <w:trPr/>
+        <w:tc>
+          <w:tcPr>
+            <w:tcW w:w="2903" w:type="pct"/>
+          </w:tcPr>
+          <w:p>
+            <w:pPr>
+              <w:ind w:firstLine="0"/>
+            </w:pPr>
+            <w:r>
+              <w:t xml:space="preserve">Python</w:t>
+            </w:r>
+          </w:p>
+        </w:tc>
+        <w:tc>
+          <w:tcPr>
+            <w:tcW w:w="2097" w:type="pct"/>
+          </w:tcPr>
+          <w:p>
+            <w:pPr>
+              <w:ind w:firstLine="0"/>
+            </w:pPr>
+            <w:r>
+              <w:t xml:space="preserve">Указано в перечне дополнительного ПО (категория «Языки программирования, библиотеки и среды разработки, робототехника»).</w:t>
             </w:r>
           </w:p>
         </w:tc>
       </w:tr>
       <w:tr>
-        <w:tc>
-          <w:tcPr>
-            <w:tcW w:w="6062" w:type="dxa"/>
-          </w:tcPr>
-          <w:p>
-            <w:pPr>
-              <w:ind w:firstLine="0"/>
-              <w:rPr>
-                <w:bCs/>
-              </w:rPr>
-            </w:pPr>
-            <w:r>
-              <w:rPr>
-                <w:bCs/>
-              </w:rPr>
-              <w:t xml:space="preserve">Открытый дистрибутив </w:t>
-            </w:r>
-            <w:r>
-              <w:rPr>
-                <w:bCs/>
-              </w:rPr>
-              <w:t>для верстки математических текстов</w:t>
-            </w:r>
-            <w:r>
-              <w:rPr>
-                <w:bCs/>
-              </w:rPr>
-              <w:t xml:space="preserve"> </w:t>
-            </w:r>
-            <w:r>
-              <w:rPr>
-                <w:bCs/>
-                <w:lang w:val="en-US"/>
-              </w:rPr>
-              <w:t>TeX</w:t>
-            </w:r>
-            <w:r>
-              <w:rPr>
-                <w:bCs/>
-              </w:rPr>
-              <w:t xml:space="preserve"> </w:t>
-            </w:r>
-            <w:r>
-              <w:rPr>
-                <w:bCs/>
-              </w:rPr>
-              <w:t xml:space="preserve">– консоль </w:t>
-            </w:r>
-            <w:r>
-              <w:rPr>
-                <w:bCs/>
-                <w:lang w:val="en-US"/>
-              </w:rPr>
-              <w:t>micTeX</w:t>
-            </w:r>
-            <w:r>
-              <w:rPr>
-                <w:bCs/>
-              </w:rPr>
-              <w:t xml:space="preserve"> 2.9, </w:t>
-            </w:r>
-            <w:hyperlink r:id="rId30" w:history="1">
-              <w:r>
-                <w:rPr>
-                  <w:rStyle w:val="a3"/>
-                  <w:bCs/>
-                </w:rPr>
-                <w:t>https://miktex.org/</w:t>
-              </w:r>
-            </w:hyperlink>
-            <w:r>
-              <w:rPr>
-                <w:bCs/>
-              </w:rPr>
-              <w:t xml:space="preserve"> </w:t>
-            </w:r>
-          </w:p>
-        </w:tc>
-        <w:tc>
-          <w:tcPr>
-            <w:tcW w:w="3402" w:type="dxa"/>
-          </w:tcPr>
-          <w:p>
-            <w:pPr>
-              <w:ind w:firstLine="0"/>
-              <w:rPr>
-                <w:b/>
-              </w:rPr>
-            </w:pPr>
-            <w:r>
-              <w:t>Свободно распространяемое ПО</w:t>
+        <w:trPr/>
+        <w:tc>
+          <w:tcPr>
+            <w:tcW w:w="2903" w:type="pct"/>
+          </w:tcPr>
+          <w:p>
+            <w:pPr>
+              <w:ind w:firstLine="0"/>
+            </w:pPr>
+            <w:r>
+              <w:t xml:space="preserve">Maxima</w:t>
+            </w:r>
+          </w:p>
+        </w:tc>
+        <w:tc>
+          <w:tcPr>
+            <w:tcW w:w="2097" w:type="pct"/>
+          </w:tcPr>
+          <w:p>
+            <w:pPr>
+              <w:ind w:firstLine="0"/>
+            </w:pPr>
+            <w:r>
+              <w:t xml:space="preserve">Указано в перечне дополнительного ПО (категория «Математические и естественные науки»).</w:t>
             </w:r>
           </w:p>
         </w:tc>
       </w:tr>
       <w:tr>
-        <w:tc>
-          <w:tcPr>
-            <w:tcW w:w="6062" w:type="dxa"/>
-          </w:tcPr>
-          <w:p>
-            <w:pPr>
-              <w:ind w:firstLine="0"/>
-              <w:rPr>
-                <w:bCs/>
-              </w:rPr>
-            </w:pPr>
-            <w:r>
-              <w:rPr>
-                <w:bCs/>
-              </w:rPr>
-              <w:t xml:space="preserve">Кросс-платформенный редактор LAΤΕΧ с открытым кодом TeXstudio, </w:t>
-            </w:r>
-            <w:hyperlink r:id="rId31" w:history="1">
-              <w:r>
-                <w:rPr>
-                  <w:rStyle w:val="a3"/>
-                  <w:bCs/>
-                </w:rPr>
-                <w:t>https://texstudio.org/</w:t>
-              </w:r>
-            </w:hyperlink>
-            <w:r>
-              <w:rPr>
-                <w:bCs/>
-              </w:rPr>
-              <w:t xml:space="preserve"> </w:t>
-            </w:r>
-          </w:p>
-        </w:tc>
-        <w:tc>
-          <w:tcPr>
-            <w:tcW w:w="3402" w:type="dxa"/>
-          </w:tcPr>
-          <w:p>
-            <w:pPr>
-              <w:ind w:firstLine="0"/>
-              <w:rPr>
-                <w:b/>
-              </w:rPr>
-            </w:pPr>
-            <w:r>
-              <w:t>Свободно распространяемое ПО</w:t>
-            </w:r>
-          </w:p>
-        </w:tc>
-      </w:tr>
-      <w:tr>
-        <w:tc>
-          <w:tcPr>
-            <w:tcW w:w="6062" w:type="dxa"/>
-          </w:tcPr>
-          <w:p>
-            <w:pPr>
-              <w:ind w:firstLine="0"/>
-            </w:pPr>
-            <w:r>
-              <w:t>Редактор для создания LaTeX-документов — текстовых файлов, содержащих в</w:t>
-            </w:r>
-            <w:r>
-              <w:t>е</w:t>
-            </w:r>
-            <w:r>
-              <w:t>рстку и разметку на языке LaTeX</w:t>
-            </w:r>
-          </w:p>
-          <w:p>
-            <w:pPr>
-              <w:ind w:firstLine="0"/>
-              <w:rPr>
-                <w:bCs/>
-              </w:rPr>
-            </w:pPr>
-            <w:r>
-              <w:t>Texmaker</w:t>
-            </w:r>
-          </w:p>
-        </w:tc>
-        <w:tc>
-          <w:tcPr>
-            <w:tcW w:w="3402" w:type="dxa"/>
-          </w:tcPr>
-          <w:p>
-            <w:pPr>
-              <w:ind w:firstLine="0"/>
-            </w:pPr>
-            <w:r>
-              <w:t>Свободно распространяемое ПО</w:t>
-            </w:r>
-          </w:p>
-        </w:tc>
-      </w:tr>
-      <w:tr>
-        <w:tc>
-          <w:tcPr>
-            <w:tcW w:w="6062" w:type="dxa"/>
-          </w:tcPr>
-          <w:p>
-            <w:pPr>
-              <w:ind w:firstLine="0"/>
-              <w:rPr>
-                <w:bCs/>
-              </w:rPr>
-            </w:pPr>
-            <w:r>
-              <w:rPr>
-                <w:bCs/>
-              </w:rPr>
-              <w:t xml:space="preserve">Система компьютерной алгебры </w:t>
-            </w:r>
-            <w:r>
-              <w:rPr>
-                <w:bCs/>
-                <w:lang w:val="en-US"/>
-              </w:rPr>
-              <w:t>wxMaxima</w:t>
-            </w:r>
-            <w:r>
-              <w:rPr>
-                <w:bCs/>
-              </w:rPr>
-              <w:t xml:space="preserve"> </w:t>
-            </w:r>
-            <w:hyperlink r:id="rId32" w:history="1">
-              <w:r>
-                <w:rPr>
-                  <w:rStyle w:val="a3"/>
-                  <w:bCs/>
-                </w:rPr>
-                <w:t>https://maxima.sourceforge.io/ru/index.html</w:t>
-              </w:r>
-            </w:hyperlink>
-          </w:p>
-        </w:tc>
-        <w:tc>
-          <w:tcPr>
-            <w:tcW w:w="3402" w:type="dxa"/>
-          </w:tcPr>
-          <w:p>
-            <w:pPr>
-              <w:ind w:firstLine="0"/>
-              <w:rPr>
-                <w:b/>
-              </w:rPr>
-            </w:pPr>
-            <w:r>
-              <w:t>Свободно распространяемое ПО</w:t>
-            </w:r>
-          </w:p>
-        </w:tc>
-      </w:tr>
-      <w:tr>
-        <w:tc>
-          <w:tcPr>
-            <w:tcW w:w="6062" w:type="dxa"/>
-          </w:tcPr>
-          <w:p>
-            <w:pPr>
-              <w:ind w:firstLine="0"/>
-              <w:rPr>
-                <w:bCs/>
-              </w:rPr>
-            </w:pPr>
-            <w:r>
-              <w:t>AnyLogic </w:t>
-            </w:r>
-            <w:r>
-              <w:rPr>
-                <w:bCs/>
-              </w:rPr>
-              <w:t xml:space="preserve">— программное обеспечение для имитационного моделирования, </w:t>
-            </w:r>
-            <w:hyperlink r:id="rId33" w:history="1">
-              <w:r>
-                <w:rPr>
-                  <w:rStyle w:val="a3"/>
-                  <w:bCs/>
-                </w:rPr>
-                <w:t>https://www.anylogic.ru/</w:t>
-              </w:r>
-            </w:hyperlink>
-            <w:r>
-              <w:rPr>
-                <w:bCs/>
-              </w:rPr>
-              <w:t xml:space="preserve"> </w:t>
-            </w:r>
-          </w:p>
-        </w:tc>
-        <w:tc>
-          <w:tcPr>
-            <w:tcW w:w="3402" w:type="dxa"/>
-          </w:tcPr>
-          <w:p>
-            <w:pPr>
-              <w:ind w:firstLine="0"/>
-              <w:rPr>
-                <w:b/>
-              </w:rPr>
-            </w:pPr>
-            <w:r>
-              <w:t>Свободно распространяемое ПО</w:t>
-            </w:r>
-            <w:r>
-              <w:t xml:space="preserve"> (</w:t>
-            </w:r>
-            <w:r>
-              <w:rPr>
-                <w:lang w:val="en-US"/>
-              </w:rPr>
-              <w:t>PLE</w:t>
-            </w:r>
-            <w:r>
-              <w:t xml:space="preserve"> – </w:t>
-            </w:r>
-            <w:r>
-              <w:t>пакет для начинающих и студентов</w:t>
-            </w:r>
-            <w:r>
-              <w:t>)</w:t>
+        <w:trPr/>
+        <w:tc>
+          <w:tcPr>
+            <w:tcW w:w="2903" w:type="pct"/>
+          </w:tcPr>
+          <w:p>
+            <w:pPr>
+              <w:ind w:firstLine="0"/>
+            </w:pPr>
+            <w:r>
+              <w:t xml:space="preserve">TeXstudio</w:t>
+            </w:r>
+          </w:p>
+        </w:tc>
+        <w:tc>
+          <w:tcPr>
+            <w:tcW w:w="2097" w:type="pct"/>
+          </w:tcPr>
+          <w:p>
+            <w:pPr>
+              <w:ind w:firstLine="0"/>
+            </w:pPr>
+            <w:r>
+              <w:t xml:space="preserve">Указано в перечне дополнительного ПО (категория «Полиграфия и предпечатная подготовка»).</w:t>
             </w:r>
           </w:p>
         </w:tc>
       </w:tr>
     </w:tbl>
-    <w:p>
-      <w:pPr>
-        <w:rPr>
-          <w:sz w:val="28"/>
-          <w:szCs w:val="28"/>
-        </w:rPr>
-      </w:pPr>
+    <w:p xmlns:w="http://schemas.openxmlformats.org/wordprocessingml/2006/main" xmlns:w14="http://schemas.microsoft.com/office/word/2010/wordml">
+      <w:pPr>
+        <w:ind w:firstLine="567"/>
+        <w:rPr>
+          <w:b/>
+          <w:sz w:val="28"/>
+          <w:szCs w:val="28"/>
+        </w:rPr>
+        <w:spacing w:before="0" w:after="0" w:line="20" w:lineRule="exact"/>
+      </w:pPr>
+      <w:r>
+        <w:rPr>
+          <w:b/>
+          <w:sz w:val="28"/>
+          <w:szCs w:val="28"/>
+        </w:rPr>
+        <w:t xml:space="preserve"/>
+      </w:r>
     </w:p>
     <w:p>
       <w:pPr>
@@ -15602,21 +15149,13 @@
         <w:t>«____» __________ 20___г.</w:t>
       </w:r>
     </w:p>
-    <w:p>
-      <w:pPr>
-        <w:ind w:firstLine="0"/>
-      </w:pPr>
-      <w:r>
-        <w:t xml:space="preserve">                                      </w:t>
-      </w:r>
-      <w:r>
-        <w:t>Срок сдачи студентом отчета</w:t>
-      </w:r>
-      <w:r>
-        <w:t xml:space="preserve"> «___» ___________ 20____ г. </w:t>
-      </w:r>
-      <w:r>
-        <w:t xml:space="preserve"> </w:t>
+    <w:p xmlns:w="http://schemas.openxmlformats.org/wordprocessingml/2006/main" xmlns:w14="http://schemas.microsoft.com/office/word/2010/wordml">
+      <w:pPr>
+        <w:ind w:left="0" w:right="0" w:firstLine="0"/>
+        <w:jc w:val="left"/>
+      </w:pPr>
+      <w:r>
+        <w:t xml:space="preserve">Срок сдачи студентом отчета «___» ___________ 20____ г.</w:t>
       </w:r>
     </w:p>
     <w:p>
@@ -16355,7 +15894,7 @@
             </w:pPr>
           </w:p>
         </w:tc>
-        <w:tc>
+        <w:tc xmlns:w="http://schemas.openxmlformats.org/wordprocessingml/2006/main" xmlns:w14="http://schemas.microsoft.com/office/word/2010/wordml">
           <w:tcPr>
             <w:tcW w:w="1799" w:type="dxa"/>
           </w:tcPr>
@@ -16372,19 +15911,9 @@
                 <w:sz w:val="22"/>
                 <w:szCs w:val="22"/>
               </w:rPr>
-              <w:t>Собеседование</w:t>
-            </w:r>
-          </w:p>
-          <w:p>
-            <w:pPr>
-              <w:ind w:firstLine="0"/>
-            </w:pPr>
-            <w:r>
-              <w:rPr>
-                <w:sz w:val="22"/>
-                <w:szCs w:val="22"/>
-              </w:rPr>
-              <w:t>Акты внешней экспертизы, внедрения</w:t>
+              <w:t xml:space="preserve">Собеседование</w:t>
+              <w:br/>
+              <w:t xml:space="preserve">Описание сферы применения результатов; акты внешней экспертизы или внедрения (при наличии)</w:t>
             </w:r>
           </w:p>
         </w:tc>
